--- a/Laporan Praktikum/Laporan Praktikum Mingguan PBO 2_Chattama Albiantoro_H1101251069.docx
+++ b/Laporan Praktikum/Laporan Praktikum Mingguan PBO 2_Chattama Albiantoro_H1101251069.docx
@@ -101,7 +101,25 @@
           <w:szCs w:val="28"/>
           <w:lang w:val="en-US"/>
         </w:rPr>
-        <w:t xml:space="preserve">PRAKTIKUM MINGGUAN 1 – </w:t>
+        <w:t xml:space="preserve">PRAKTIKUM MINGGUAN </w:t>
+      </w:r>
+      <w:r>
+        <w:rPr>
+          <w:rFonts w:ascii="Times New Roman" w:eastAsia="Times New Roman" w:hAnsi="Times New Roman" w:cs="Times New Roman"/>
+          <w:sz w:val="28"/>
+          <w:szCs w:val="28"/>
+          <w:lang w:val="en-US"/>
+        </w:rPr>
+        <w:t>2</w:t>
+      </w:r>
+      <w:r>
+        <w:rPr>
+          <w:rFonts w:ascii="Times New Roman" w:eastAsia="Times New Roman" w:hAnsi="Times New Roman" w:cs="Times New Roman"/>
+          <w:sz w:val="28"/>
+          <w:szCs w:val="28"/>
+          <w:lang w:val="en-US"/>
+        </w:rPr>
+        <w:t xml:space="preserve"> – </w:t>
       </w:r>
       <w:proofErr w:type="spellStart"/>
       <w:r>
@@ -5015,7 +5033,7 @@
           <w:szCs w:val="24"/>
           <w:lang w:val="en-US"/>
         </w:rPr>
-        <w:t>4</w:t>
+        <w:t>3</w:t>
       </w:r>
       <w:r>
         <w:rPr>
@@ -5213,7 +5231,7 @@
           <w:szCs w:val="24"/>
           <w:lang w:val="en-US"/>
         </w:rPr>
-        <w:t>4</w:t>
+        <w:t>3</w:t>
       </w:r>
       <w:r>
         <w:rPr>
@@ -5590,7 +5608,7 @@
           <w:szCs w:val="24"/>
           <w:lang w:val="en-US"/>
         </w:rPr>
-        <w:t>4</w:t>
+        <w:t>3</w:t>
       </w:r>
       <w:r>
         <w:rPr>
@@ -5631,6 +5649,7 @@
           <w:szCs w:val="24"/>
         </w:rPr>
       </w:pPr>
+      <w:bookmarkStart w:id="16" w:name="_Hlk239932033"/>
       <w:r>
         <w:rPr>
           <w:rFonts w:ascii="Times New Roman" w:hAnsi="Times New Roman" w:cs="Times New Roman"/>
@@ -5848,6 +5867,7 @@
         </w:r>
       </w:hyperlink>
     </w:p>
+    <w:bookmarkEnd w:id="16"/>
     <w:p>
       <w:pPr>
         <w:pStyle w:val="ListParagraph"/>
@@ -5869,14 +5889,12 @@
         <w:pStyle w:val="Heading1"/>
         <w:spacing w:before="0" w:line="360" w:lineRule="auto"/>
       </w:pPr>
-      <w:bookmarkStart w:id="16" w:name="_Toc238041641"/>
-      <w:bookmarkStart w:id="17" w:name="_GoBack"/>
-      <w:bookmarkEnd w:id="17"/>
+      <w:bookmarkStart w:id="17" w:name="_Toc238041641"/>
       <w:r>
         <w:lastRenderedPageBreak/>
         <w:t>BAB IV</w:t>
       </w:r>
-      <w:bookmarkEnd w:id="16"/>
+      <w:bookmarkEnd w:id="17"/>
     </w:p>
     <w:p>
       <w:pPr>
@@ -13043,6 +13061,9 @@
     </w:p>
     <w:p>
       <w:r>
+        <w:rPr>
+          <w:noProof/>
+        </w:rPr>
         <w:drawing>
           <wp:inline distT="0" distB="0" distL="0" distR="0" wp14:anchorId="461B2AC3" wp14:editId="1C7A96BB">
             <wp:extent cx="4267200" cy="2849157"/>
@@ -13342,6 +13363,7 @@
       </w:pPr>
       <w:r>
         <w:rPr>
+          <w:noProof/>
           <w:lang w:val="en-US"/>
         </w:rPr>
         <w:drawing>
@@ -13470,7 +13492,17 @@
           <w:sz w:val="24"/>
           <w:szCs w:val="24"/>
         </w:rPr>
-        <w:t xml:space="preserve">merek = $merek, $this-&gt;warna = $warna, dan $this-&gt;kecepatan = $kecepatan. Kata kunci $this berfungsi sebagai penunjuk ke objek yang sedang aktif, memastikan tidak terjadi tumpang tindih data </w:t>
+        <w:t>merek = $merek, $this-&gt;warna = $warna, dan $this-&gt;kecepatan = $kecepatan. Kata kunci $this berfungsi sebagai penunjuk k</w:t>
+      </w:r>
+      <w:bookmarkStart w:id="22" w:name="_GoBack"/>
+      <w:bookmarkEnd w:id="22"/>
+      <w:r>
+        <w:rPr>
+          <w:rFonts w:ascii="Times New Roman" w:hAnsi="Times New Roman" w:cs="Times New Roman"/>
+          <w:sz w:val="24"/>
+          <w:szCs w:val="24"/>
+        </w:rPr>
+        <w:t xml:space="preserve">e objek yang sedang aktif, memastikan tidak terjadi tumpang tindih data </w:t>
       </w:r>
       <w:r>
         <w:rPr>
@@ -14095,23 +14127,23 @@
         <w:pStyle w:val="Heading1"/>
         <w:spacing w:before="0" w:line="360" w:lineRule="auto"/>
       </w:pPr>
-      <w:bookmarkStart w:id="22" w:name="_Toc238041646"/>
+      <w:bookmarkStart w:id="23" w:name="_Toc238041646"/>
       <w:r>
         <w:lastRenderedPageBreak/>
         <w:t>BAB V</w:t>
       </w:r>
-      <w:bookmarkEnd w:id="22"/>
+      <w:bookmarkEnd w:id="23"/>
     </w:p>
     <w:p>
       <w:pPr>
         <w:pStyle w:val="Heading1"/>
         <w:spacing w:before="0" w:line="360" w:lineRule="auto"/>
       </w:pPr>
-      <w:bookmarkStart w:id="23" w:name="_Toc238041647"/>
+      <w:bookmarkStart w:id="24" w:name="_Toc238041647"/>
       <w:r>
         <w:t>KESIMPULAN DAN SARAN</w:t>
       </w:r>
-      <w:bookmarkEnd w:id="23"/>
+      <w:bookmarkEnd w:id="24"/>
     </w:p>
     <w:p>
       <w:pPr>
@@ -14122,7 +14154,7 @@
         </w:numPr>
         <w:spacing w:before="0" w:line="360" w:lineRule="auto"/>
       </w:pPr>
-      <w:bookmarkStart w:id="24" w:name="_Toc238041648"/>
+      <w:bookmarkStart w:id="25" w:name="_Toc238041648"/>
       <w:r>
         <w:t>K</w:t>
       </w:r>
@@ -14132,7 +14164,7 @@
       <w:r>
         <w:t>mpulan</w:t>
       </w:r>
-      <w:bookmarkEnd w:id="24"/>
+      <w:bookmarkEnd w:id="25"/>
     </w:p>
     <w:p>
       <w:pPr>
@@ -14253,11 +14285,11 @@
         </w:numPr>
         <w:spacing w:before="0" w:line="360" w:lineRule="auto"/>
       </w:pPr>
-      <w:bookmarkStart w:id="25" w:name="_Toc238041649"/>
+      <w:bookmarkStart w:id="26" w:name="_Toc238041649"/>
       <w:r>
         <w:t>Saran</w:t>
       </w:r>
-      <w:bookmarkEnd w:id="25"/>
+      <w:bookmarkEnd w:id="26"/>
     </w:p>
     <w:p>
       <w:pPr>
@@ -14330,12 +14362,12 @@
       <w:pPr>
         <w:pStyle w:val="Heading1"/>
       </w:pPr>
-      <w:bookmarkStart w:id="26" w:name="_Toc238041650"/>
+      <w:bookmarkStart w:id="27" w:name="_Toc238041650"/>
       <w:r>
         <w:lastRenderedPageBreak/>
         <w:t>DAFTAR PUSTAKA</w:t>
       </w:r>
-      <w:bookmarkEnd w:id="26"/>
+      <w:bookmarkEnd w:id="27"/>
     </w:p>
     <w:p>
       <w:pPr>
@@ -14465,12 +14497,12 @@
       <w:pPr>
         <w:pStyle w:val="Heading1"/>
       </w:pPr>
-      <w:bookmarkStart w:id="27" w:name="_Toc238041651"/>
+      <w:bookmarkStart w:id="28" w:name="_Toc238041651"/>
       <w:r>
         <w:lastRenderedPageBreak/>
         <w:t>LAMPIRAN</w:t>
       </w:r>
-      <w:bookmarkEnd w:id="27"/>
+      <w:bookmarkEnd w:id="28"/>
     </w:p>
     <w:p/>
     <w:p>
@@ -19705,7 +19737,7 @@
 </file>
 
 <file path=customXml/itemProps1.xml><?xml version="1.0" encoding="utf-8"?>
-<ds:datastoreItem xmlns:ds="http://schemas.openxmlformats.org/officeDocument/2006/customXml" ds:itemID="{A28E80AF-B473-4509-A6C1-8C3FB5073F39}">
+<ds:datastoreItem xmlns:ds="http://schemas.openxmlformats.org/officeDocument/2006/customXml" ds:itemID="{6DB02EBB-2C46-43F1-8FA5-BDA92CB079B6}">
   <ds:schemaRefs>
     <ds:schemaRef ds:uri="http://schemas.openxmlformats.org/officeDocument/2006/bibliography"/>
   </ds:schemaRefs>
